--- a/LANDRY_SYSTEM_v1-02_FINAL.docx
+++ b/LANDRY_SYSTEM_v1-02_FINAL.docx
@@ -57,7 +57,7 @@
           <w:sz w:val="26"/>
           <w:szCs w:val="26"/>
         </w:rPr>
-        <w:t>2</w:t>
+        <w:t>3</w:t>
       </w:r>
     </w:p>
     <w:p>
@@ -113,7 +113,7 @@
           <w:sz w:val="16"/>
           <w:szCs w:val="16"/>
         </w:rPr>
-        <w:t>2</w:t>
+        <w:t>3</w:t>
       </w:r>
       <w:r>
         <w:rPr>
@@ -168,6 +168,11 @@
     <w:p>
       <w:r>
         <w:t>Evidence: Piotroski F-Score framework. Expected benefit: earlier detection of earnings-quality divergence, and clearer risk differentiation between a name deleveraging versus one levering up further at the same Debt/FCF level. No unintended consequences identified.</w:t>
+      </w:r>
+    </w:p>
+    <w:p>
+      <w:r>
+        <w:t>v1.03 (2026-09-13): Added an Early Partial Trim provision under Part 6 (Hard Rules: Sell Triggers — Valuation), for holdings in Probationary Hold (Composite 50–64) only. If the same Tier 1/2 indicator(s) that caused Probationary Hold entry are reconfirmed unimproved or worse by a later filing, scheduled re-score, or equivalent documented evidence before the 90-day deadline, trim one-third of the share count held at entry; may recur up to twice more in the same window (maximum three trims / full liquidation in the worst case). Does not apply to price movement alone — an unconfirmed decline remains governed by Hold Through. Unlike the 2026-08-25 Piotroski entry above, this DOES meet the Part 9 Change Control threshold for a Hard Rule revision, hence the version bump to v1.03 and the Hard Rule count increasing from 49 to 50. Motivating case: CRWD entered Probationary Hold 2026-09-13 on confirmed FCF-margin and ROIC deterioration, with price already down 10-15% over the prior two weeks -- raised the question of whether an all-or-nothing 90-day wait unnecessarily rides out further decline on a name with reconfirmed (not just price-based) deterioration. Expected benefit: reduces downside exposure during the 90-day window on such positions while preserving upside if a position genuinely recovers before a full trim cycle completes. Explicitly scoped to Probationary Hold only (not Exit Review) and treated as a first pass, not a final calibration -- trim size and scope may be tightened or adjusted once more positions have gone through this and a real pattern (not a single case) suggests which specific metric combinations most reliably predict non-recovery, consistent with Part 9's standing caution against reactive changes after a single case.</w:t>
       </w:r>
     </w:p>
     <w:p>
@@ -14518,6 +14523,96 @@
       </w:r>
       <w:r>
         <w:t xml:space="preserve"> holding that has not returned to at least 50 by its 90-day deadline must be sold within 30 days; no extension is permitted.</w:t>
+      </w:r>
+    </w:p>
+    <w:p>
+      <w:pPr>
+        <w:numPr>
+          <w:ilvl w:val="0"/>
+          <w:numId w:val="19"/>
+        </w:numPr>
+        <w:pBdr>
+          <w:top w:val="single" w:sz="4" w:space="1" w:color="auto"/>
+          <w:left w:val="single" w:sz="4" w:space="1" w:color="auto"/>
+          <w:bottom w:val="single" w:sz="4" w:space="1" w:color="auto"/>
+          <w:right w:val="single" w:sz="4" w:space="1" w:color="auto"/>
+        </w:pBdr>
+      </w:pPr>
+      <w:r>
+        <w:rPr>
+          <w:b/>
+        </w:rPr>
+        <w:t>Early Partial Trim</w:t>
+      </w:r>
+      <w:r>
+        <w:rPr/>
+        <w:t xml:space="preserve"> (Probationary Hold only): if, before the 90-day re-score, the same Tier 1 or Tier 2 indicator(s) that caused entry are </w:t>
+      </w:r>
+      <w:r>
+        <w:rPr>
+          <w:b/>
+        </w:rPr>
+        <w:t>reconfirmed unimproved or worse</w:t>
+      </w:r>
+      <w:r>
+        <w:rPr/>
+        <w:t xml:space="preserve"> by a new filing, scheduled re-score, or equivalent documented evidence, </w:t>
+      </w:r>
+      <w:r>
+        <w:rPr>
+          <w:u w:val="single"/>
+        </w:rPr>
+        <w:t>trim the position by one-third</w:t>
+      </w:r>
+      <w:r>
+        <w:rPr/>
+        <w:t xml:space="preserve"> of the share count held at entry.</w:t>
+      </w:r>
+      <w:r>
+        <w:br/>
+      </w:r>
+      <w:r>
+        <w:rPr>
+          <w:b/>
+        </w:rPr>
+        <w:t>This may recur up to twice more</w:t>
+      </w:r>
+      <w:r>
+        <w:rPr/>
+        <w:t xml:space="preserve"> in the same 90-day window on further reconfirmation, for a maximum of </w:t>
+      </w:r>
+      <w:r>
+        <w:rPr>
+          <w:u w:val="single"/>
+        </w:rPr>
+        <w:t>three trims (full liquidation in the worst case)</w:t>
+      </w:r>
+      <w:r>
+        <w:rPr/>
+        <w:t>.</w:t>
+      </w:r>
+      <w:r>
+        <w:br/>
+      </w:r>
+      <w:r>
+        <w:rPr>
+          <w:u w:val="single"/>
+        </w:rPr>
+        <w:t>Trims already taken are not reversed by a later recovery</w:t>
+      </w:r>
+      <w:r>
+        <w:rPr/>
+        <w:t xml:space="preserve">; recovery to 65 or above ends further trims under this rule. Does not apply to price movement alone — an unconfirmed decline remains governed by </w:t>
+      </w:r>
+      <w:r>
+        <w:rPr>
+          <w:b/>
+        </w:rPr>
+        <w:t>Hold Through</w:t>
+      </w:r>
+      <w:r>
+        <w:rPr/>
+        <w:t>, above.</w:t>
       </w:r>
     </w:p>
     <w:p>
@@ -27196,6 +27291,90 @@
       </w:r>
       <w:r>
         <w:t xml:space="preserve"> holding that has not returned to at least 50 by its 90-day deadline must be sold within 30 days; no extension is permitted.</w:t>
+      </w:r>
+    </w:p>
+    <w:p>
+      <w:pPr>
+        <w:numPr>
+          <w:ilvl w:val="0"/>
+          <w:numId w:val="27"/>
+        </w:numPr>
+      </w:pPr>
+      <w:r>
+        <w:rPr>
+          <w:b/>
+        </w:rPr>
+        <w:t>Early Partial Trim</w:t>
+      </w:r>
+      <w:r>
+        <w:rPr/>
+        <w:t xml:space="preserve"> (Probationary Hold only): if, before the 90-day re-score, the same Tier 1 or Tier 2 indicator(s) that caused entry are </w:t>
+      </w:r>
+      <w:r>
+        <w:rPr>
+          <w:b/>
+        </w:rPr>
+        <w:t>reconfirmed unimproved or worse</w:t>
+      </w:r>
+      <w:r>
+        <w:rPr/>
+        <w:t xml:space="preserve"> by a new filing, scheduled re-score, or equivalent documented evidence, </w:t>
+      </w:r>
+      <w:r>
+        <w:rPr>
+          <w:u w:val="single"/>
+        </w:rPr>
+        <w:t>trim the position by one-third</w:t>
+      </w:r>
+      <w:r>
+        <w:rPr/>
+        <w:t xml:space="preserve"> of the share count held at entry.</w:t>
+      </w:r>
+      <w:r>
+        <w:br/>
+      </w:r>
+      <w:r>
+        <w:rPr>
+          <w:b/>
+        </w:rPr>
+        <w:t>This may recur up to twice more</w:t>
+      </w:r>
+      <w:r>
+        <w:rPr/>
+        <w:t xml:space="preserve"> in the same 90-day window on further reconfirmation, for a maximum of </w:t>
+      </w:r>
+      <w:r>
+        <w:rPr>
+          <w:u w:val="single"/>
+        </w:rPr>
+        <w:t>three trims (full liquidation in the worst case)</w:t>
+      </w:r>
+      <w:r>
+        <w:rPr/>
+        <w:t>.</w:t>
+      </w:r>
+      <w:r>
+        <w:br/>
+      </w:r>
+      <w:r>
+        <w:rPr>
+          <w:u w:val="single"/>
+        </w:rPr>
+        <w:t>Trims already taken are not reversed by a later recovery</w:t>
+      </w:r>
+      <w:r>
+        <w:rPr/>
+        <w:t xml:space="preserve">; recovery to 65 or above ends further trims under this rule. Does not apply to price movement alone — an unconfirmed decline remains governed by </w:t>
+      </w:r>
+      <w:r>
+        <w:rPr>
+          <w:b/>
+        </w:rPr>
+        <w:t>Hold Through</w:t>
+      </w:r>
+      <w:r>
+        <w:rPr/>
+        <w:t>, above.</w:t>
       </w:r>
     </w:p>
     <w:p>
